--- a/public/assets/tds/NLV.docx
+++ b/public/assets/tds/NLV.docx
@@ -8,23 +8,24 @@
       </w:pPr>
       <w:r>
         <w:rPr>
-          <w:noProof/>
+          <w:b/>
+          <w:color w:val="FC6B00"/>
           <w:sz w:val="20"/>
           <w:szCs w:val="20"/>
         </w:rPr>
         <w:drawing>
-          <wp:anchor distT="0" distB="0" distL="114300" distR="114300" simplePos="0" relativeHeight="251659264" behindDoc="0" locked="0" layoutInCell="1" allowOverlap="1" wp14:anchorId="52A38EF2" wp14:editId="67AFB327">
+          <wp:anchor distT="0" distB="0" distL="114300" distR="114300" simplePos="0" relativeHeight="251658240" behindDoc="0" locked="0" layoutInCell="1" allowOverlap="1" wp14:anchorId="0C001F05" wp14:editId="4ADCAE4F">
             <wp:simplePos x="0" y="0"/>
             <wp:positionH relativeFrom="margin">
-              <wp:posOffset>3660775</wp:posOffset>
+              <wp:posOffset>2827020</wp:posOffset>
             </wp:positionH>
             <wp:positionV relativeFrom="margin">
-              <wp:posOffset>331470</wp:posOffset>
+              <wp:posOffset>507365</wp:posOffset>
             </wp:positionV>
-            <wp:extent cx="3252470" cy="1538605"/>
-            <wp:effectExtent l="0" t="0" r="5080" b="4445"/>
+            <wp:extent cx="3876040" cy="1760220"/>
+            <wp:effectExtent l="0" t="0" r="0" b="0"/>
             <wp:wrapSquare wrapText="bothSides"/>
-            <wp:docPr id="1271774375" name="Picture 1"/>
+            <wp:docPr id="1250373391" name="Picture 1"/>
             <wp:cNvGraphicFramePr>
               <a:graphicFrameLocks xmlns:a="http://schemas.openxmlformats.org/drawingml/2006/main" noChangeAspect="1"/>
             </wp:cNvGraphicFramePr>
@@ -32,11 +33,17 @@
               <a:graphicData uri="http://schemas.openxmlformats.org/drawingml/2006/picture">
                 <pic:pic xmlns:pic="http://schemas.openxmlformats.org/drawingml/2006/picture">
                   <pic:nvPicPr>
-                    <pic:cNvPr id="1271774375" name=""/>
+                    <pic:cNvPr id="1250373391" name=""/>
                     <pic:cNvPicPr/>
                   </pic:nvPicPr>
                   <pic:blipFill>
-                    <a:blip r:embed="rId7"/>
+                    <a:blip r:embed="rId7" cstate="print">
+                      <a:extLst>
+                        <a:ext uri="{28A0092B-C50C-407E-A947-70E740481C1C}">
+                          <a14:useLocalDpi xmlns:a14="http://schemas.microsoft.com/office/drawing/2010/main" val="0"/>
+                        </a:ext>
+                      </a:extLst>
+                    </a:blip>
                     <a:stretch>
                       <a:fillRect/>
                     </a:stretch>
@@ -44,7 +51,7 @@
                   <pic:spPr>
                     <a:xfrm>
                       <a:off x="0" y="0"/>
-                      <a:ext cx="3252470" cy="1538605"/>
+                      <a:ext cx="3876040" cy="1760220"/>
                     </a:xfrm>
                     <a:prstGeom prst="rect">
                       <a:avLst/>
@@ -80,7 +87,7 @@
       <w:r>
         <w:rPr>
           <w:b/>
-          <w:color w:val="F2A51A"/>
+          <w:color w:val="FC6B00"/>
           <w:sz w:val="26"/>
         </w:rPr>
         <w:t>LABEL VOIDED FILM</w:t>
@@ -97,7 +104,7 @@
       <w:r>
         <w:rPr>
           <w:b/>
-          <w:color w:val="F2A51A"/>
+          <w:color w:val="FC6B00"/>
           <w:sz w:val="20"/>
           <w:szCs w:val="20"/>
         </w:rPr>
@@ -158,7 +165,7 @@
         <w:rPr>
           <w:rFonts w:ascii="Aptos Display" w:hAnsi="Aptos Display"/>
           <w:b/>
-          <w:color w:val="F2A51A"/>
+          <w:color w:val="FC6B00"/>
           <w:sz w:val="20"/>
           <w:szCs w:val="20"/>
         </w:rPr>
@@ -167,7 +174,7 @@
         <w:rPr>
           <w:rFonts w:ascii="Aptos Display" w:hAnsi="Aptos Display"/>
           <w:b/>
-          <w:color w:val="F2A51A"/>
+          <w:color w:val="FC6B00"/>
           <w:sz w:val="20"/>
           <w:szCs w:val="20"/>
         </w:rPr>
@@ -338,7 +345,7 @@
         <w:rPr>
           <w:rFonts w:ascii="Aptos Display" w:hAnsi="Aptos Display"/>
           <w:b/>
-          <w:color w:val="F2A51A"/>
+          <w:color w:val="FC6B00"/>
           <w:sz w:val="20"/>
           <w:szCs w:val="20"/>
         </w:rPr>
@@ -347,7 +354,7 @@
         <w:rPr>
           <w:rFonts w:ascii="Aptos Display" w:hAnsi="Aptos Display"/>
           <w:b/>
-          <w:color w:val="F2A51A"/>
+          <w:color w:val="FC6B00"/>
           <w:sz w:val="20"/>
           <w:szCs w:val="20"/>
         </w:rPr>
@@ -521,7 +528,7 @@
         <w:rPr>
           <w:rFonts w:ascii="Aptos Display" w:hAnsi="Aptos Display"/>
           <w:b/>
-          <w:color w:val="F2A51A"/>
+          <w:color w:val="FC6B00"/>
           <w:sz w:val="20"/>
           <w:szCs w:val="20"/>
         </w:rPr>
@@ -530,7 +537,7 @@
         <w:rPr>
           <w:rFonts w:ascii="Aptos Display" w:hAnsi="Aptos Display"/>
           <w:b/>
-          <w:color w:val="F2A51A"/>
+          <w:color w:val="FC6B00"/>
           <w:sz w:val="20"/>
           <w:szCs w:val="20"/>
         </w:rPr>
@@ -2564,6 +2571,7 @@
       <w:pPr>
         <w:spacing w:before="120" w:after="60"/>
         <w:rPr>
+          <w:color w:val="FC6B00"/>
           <w:sz w:val="20"/>
           <w:szCs w:val="20"/>
         </w:rPr>
@@ -2572,7 +2580,7 @@
         <w:rPr>
           <w:rFonts w:ascii="Aptos Display" w:hAnsi="Aptos Display"/>
           <w:b/>
-          <w:color w:val="F2A51A"/>
+          <w:color w:val="FC6B00"/>
           <w:sz w:val="20"/>
           <w:szCs w:val="20"/>
         </w:rPr>
@@ -2599,7 +2607,6 @@
         <w:t>The numerical values reported in this data sheet are obtained from the average of the values recorded in our laboratory tests. Before final use, we recommend technical tests to ensure the film's suitability for the intended use. NODA PLAST Film is not responsible for inappropriate use of the product, and its liability is limited to the exclusive replacement of the product, excluding any compensation or damages of any kind.</w:t>
       </w:r>
     </w:p>
-    <w:p/>
     <w:sectPr>
       <w:type w:val="continuous"/>
       <w:pgSz w:w="11906" w:h="16838"/>
@@ -2684,8 +2691,8 @@
       <w:tblLook w:val="04A0" w:firstRow="1" w:lastRow="0" w:firstColumn="1" w:lastColumn="0" w:noHBand="0" w:noVBand="1"/>
     </w:tblPr>
     <w:tblGrid>
-      <w:gridCol w:w="5342"/>
-      <w:gridCol w:w="5124"/>
+      <w:gridCol w:w="5374"/>
+      <w:gridCol w:w="4407"/>
     </w:tblGrid>
     <w:tr>
       <w:trPr>
@@ -2693,7 +2700,7 @@
       </w:trPr>
       <w:tc>
         <w:tcPr>
-          <w:tcW w:w="5688" w:type="dxa"/>
+          <w:tcW w:w="5374" w:type="dxa"/>
           <w:tcBorders>
             <w:top w:val="single" w:sz="0" w:space="0" w:color="FFFFFF"/>
             <w:left w:val="single" w:sz="0" w:space="0" w:color="FFFFFF"/>
@@ -2711,10 +2718,10 @@
               <w:noProof/>
             </w:rPr>
             <w:drawing>
-              <wp:inline distT="0" distB="0" distL="0" distR="0" wp14:anchorId="19EACF97" wp14:editId="602AA0CE">
-                <wp:extent cx="1760220" cy="464820"/>
-                <wp:effectExtent l="0" t="0" r="0" b="0"/>
-                <wp:docPr id="123882878" name="Picture 1"/>
+              <wp:inline distT="0" distB="0" distL="0" distR="0" wp14:anchorId="6FD6B522" wp14:editId="4DBE9B35">
+                <wp:extent cx="1996440" cy="666688"/>
+                <wp:effectExtent l="0" t="0" r="3810" b="0"/>
+                <wp:docPr id="1900253444" name="Picture 1"/>
                 <wp:cNvGraphicFramePr>
                   <a:graphicFrameLocks xmlns:a="http://schemas.openxmlformats.org/drawingml/2006/main" noChangeAspect="1"/>
                 </wp:cNvGraphicFramePr>
@@ -2743,7 +2750,7 @@
                       <pic:spPr bwMode="auto">
                         <a:xfrm>
                           <a:off x="0" y="0"/>
-                          <a:ext cx="1760220" cy="464820"/>
+                          <a:ext cx="2041760" cy="681822"/>
                         </a:xfrm>
                         <a:prstGeom prst="rect">
                           <a:avLst/>
@@ -2763,7 +2770,7 @@
       </w:tc>
       <w:tc>
         <w:tcPr>
-          <w:tcW w:w="5688" w:type="dxa"/>
+          <w:tcW w:w="4407" w:type="dxa"/>
           <w:tcBorders>
             <w:top w:val="single" w:sz="0" w:space="0" w:color="FFFFFF"/>
             <w:left w:val="single" w:sz="0" w:space="0" w:color="FFFFFF"/>
@@ -2775,12 +2782,15 @@
         <w:p>
           <w:pPr>
             <w:jc w:val="right"/>
+            <w:rPr>
+              <w:color w:val="FC6B00"/>
+            </w:rPr>
           </w:pPr>
           <w:r>
             <w:rPr>
               <w:rFonts w:ascii="Aptos" w:hAnsi="Aptos"/>
               <w:b/>
-              <w:color w:val="F2A51A"/>
+              <w:color w:val="FC6B00"/>
               <w:sz w:val="20"/>
             </w:rPr>
             <w:t>TECHNICAL DATA SHEET</w:t>
@@ -3652,6 +3662,7 @@
   <w:style w:type="character" w:default="1" w:styleId="DefaultParagraphFont">
     <w:name w:val="Default Paragraph Font"/>
     <w:uiPriority w:val="1"/>
+    <w:semiHidden/>
     <w:unhideWhenUsed/>
   </w:style>
   <w:style w:type="table" w:default="1" w:styleId="TableNormal">
